--- a/Phase-wise Documentation/4. Project Planning Phase/Project Planning.docx
+++ b/Phase-wise Documentation/4. Project Planning Phase/Project Planning.docx
@@ -60,7 +60,9 @@
             </w:tcBorders>
           </w:tcPr>
           <w:p>
-            <w:r/>
+            <w:r>
+              <w:t>03 October 2026</w:t>
+            </w:r>
           </w:p>
         </w:tc>
       </w:tr>
@@ -97,7 +99,7 @@
           </w:tcPr>
           <w:p>
             <w:r>
-              <w:t>xxxxxx</w:t>
+              <w:t>SWTID-2026-7859</w:t>
             </w:r>
           </w:p>
         </w:tc>
@@ -1126,7 +1128,7 @@
               <w:rPr>
                 <w:sz w:val="19"/>
               </w:rPr>
-              <w:t>Arumparithi B</w:t>
+              <w:t>Atchayabharath K S</w:t>
             </w:r>
           </w:p>
         </w:tc>
@@ -1597,7 +1599,7 @@
               <w:rPr>
                 <w:sz w:val="19"/>
               </w:rPr>
-              <w:t>Arumparithi B</w:t>
+              <w:t>Atchayabharath K S</w:t>
             </w:r>
           </w:p>
         </w:tc>
@@ -1754,7 +1756,7 @@
               <w:rPr>
                 <w:sz w:val="19"/>
               </w:rPr>
-              <w:t>Arumparithi B</w:t>
+              <w:t>Arumparithi B, Atchayabharath K S</w:t>
             </w:r>
           </w:p>
         </w:tc>
@@ -1911,7 +1913,7 @@
               <w:rPr>
                 <w:sz w:val="19"/>
               </w:rPr>
-              <w:t>Arumparithi B</w:t>
+              <w:t>Atchayabharath K S</w:t>
             </w:r>
           </w:p>
         </w:tc>
@@ -2068,7 +2070,7 @@
               <w:rPr>
                 <w:sz w:val="19"/>
               </w:rPr>
-              <w:t>Arumparithi B</w:t>
+              <w:t>Arumparithi B, Atchayabharath K S</w:t>
             </w:r>
           </w:p>
         </w:tc>
